--- a/results/Entregable - Completo Organizado.docx
+++ b/results/Entregable - Completo Organizado.docx
@@ -444,6 +444,40 @@
         <w:spacing w:after="150"/>
         <w:jc w:val="center"/>
         <w:rPr>
+          <w:b/>
+          <w:bCs/>
+          <w:sz w:val="32"/>
+          <w:szCs w:val="32"/>
+        </w:rPr>
+      </w:pPr>
+      <w:r>
+        <w:rPr>
+          <w:b/>
+          <w:bCs/>
+          <w:sz w:val="32"/>
+          <w:szCs w:val="32"/>
+        </w:rPr>
+        <w:lastRenderedPageBreak/>
+        <w:t xml:space="preserve">Repositorio: </w:t>
+      </w:r>
+      <w:hyperlink r:id="rId5" w:history="1">
+        <w:r>
+          <w:rPr>
+            <w:rStyle w:val="Hipervnculo"/>
+            <w:b/>
+            <w:bCs/>
+            <w:sz w:val="32"/>
+            <w:szCs w:val="32"/>
+          </w:rPr>
+          <w:t>diegoazurdia1998/proyecto-red-metropolitana</w:t>
+        </w:r>
+      </w:hyperlink>
+    </w:p>
+    <w:p>
+      <w:pPr>
+        <w:spacing w:after="150"/>
+        <w:jc w:val="center"/>
+        <w:rPr>
           <w:sz w:val="24"/>
           <w:szCs w:val="24"/>
         </w:rPr>
@@ -455,7 +489,6 @@
           <w:sz w:val="44"/>
           <w:szCs w:val="44"/>
         </w:rPr>
-        <w:lastRenderedPageBreak/>
         <w:t>Fase 1 – Arquitectura de Datos</w:t>
       </w:r>
     </w:p>
@@ -967,7 +1000,7 @@
           <w:sz w:val="23"/>
           <w:szCs w:val="23"/>
         </w:rPr>
-        <w:t xml:space="preserve"> viene en formato JSON con datos anidados. Si se hubiera usado una base de datos tradicional, habría sido necesario desarmar o simplificar esa información antes de almacenarla para que encajara en tablas rígidas, lo que habría roto la regla de conservar los datos exactamente como </w:t>
+        <w:t xml:space="preserve"> viene en formato JSON con datos anidados. Si se hubiera usado una base de datos tradicional, habría sido </w:t>
       </w:r>
       <w:r>
         <w:rPr>
@@ -975,7 +1008,7 @@
           <w:szCs w:val="23"/>
         </w:rPr>
         <w:lastRenderedPageBreak/>
-        <w:t>llegaron de la calle. El Data Lake permitió guardar esos viajes completos sin perder ningún detalle original y sin riesgo de que el proceso fallara si en el futuro se agregaran campos nuevos.</w:t>
+        <w:t>necesario desarmar o simplificar esa información antes de almacenarla para que encajara en tablas rígidas, lo que habría roto la regla de conservar los datos exactamente como llegaron de la calle. El Data Lake permitió guardar esos viajes completos sin perder ningún detalle original y sin riesgo de que el proceso fallara si en el futuro se agregaran campos nuevos.</w:t>
       </w:r>
     </w:p>
     <w:p>
@@ -1906,6 +1939,7 @@
           <w:sz w:val="24"/>
           <w:szCs w:val="24"/>
         </w:rPr>
+        <w:lastRenderedPageBreak/>
         <w:t>Eventos INSERT:</w:t>
       </w:r>
       <w:r>
@@ -1941,7 +1975,6 @@
           <w:sz w:val="24"/>
           <w:szCs w:val="24"/>
         </w:rPr>
-        <w:lastRenderedPageBreak/>
         <w:t>Eventos DELETE:</w:t>
       </w:r>
       <w:r>
@@ -2949,6 +2982,7 @@
           <w:sz w:val="24"/>
           <w:szCs w:val="24"/>
         </w:rPr>
+        <w:lastRenderedPageBreak/>
         <w:t>Los cuatro sistemas no comparten llaves:</w:t>
       </w:r>
     </w:p>
@@ -2973,7 +3007,6 @@
           <w:sz w:val="24"/>
           <w:szCs w:val="24"/>
         </w:rPr>
-        <w:lastRenderedPageBreak/>
         <w:t>Transmetro</w:t>
       </w:r>
       <w:proofErr w:type="spellEnd"/>
@@ -5243,6 +5276,7 @@
           <w:sz w:val="24"/>
           <w:szCs w:val="24"/>
         </w:rPr>
+        <w:lastRenderedPageBreak/>
         <w:t>No aditivas (no se pueden sumar directamente, requieren ratios o promedios):</w:t>
       </w:r>
     </w:p>
@@ -5268,7 +5302,6 @@
           <w:szCs w:val="24"/>
           <w:shd w:val="clear" w:color="auto" w:fill="D3D3D3"/>
         </w:rPr>
-        <w:lastRenderedPageBreak/>
         <w:t>tarifa_promedio_por_viaje</w:t>
       </w:r>
       <w:proofErr w:type="spellEnd"/>
@@ -5362,7 +5395,7 @@
                     </pic:cNvPicPr>
                   </pic:nvPicPr>
                   <pic:blipFill>
-                    <a:blip r:embed="rId5"/>
+                    <a:blip r:embed="rId6"/>
                     <a:srcRect/>
                     <a:stretch>
                       <a:fillRect/>
@@ -6424,103 +6457,6 @@
           <w:sz w:val="23"/>
           <w:szCs w:val="23"/>
         </w:rPr>
-        <w:t xml:space="preserve">   </w:t>
-      </w:r>
-      <w:r>
-        <w:rPr>
-          <w:rFonts w:ascii="Courier New" w:eastAsia="Courier New" w:hAnsi="Courier New" w:cs="Courier New"/>
-          <w:color w:val="FA99CD"/>
-          <w:sz w:val="23"/>
-          <w:szCs w:val="23"/>
-        </w:rPr>
-        <w:t>FROM</w:t>
-      </w:r>
-      <w:r>
-        <w:rPr>
-          <w:rFonts w:ascii="Courier New" w:eastAsia="Courier New" w:hAnsi="Courier New" w:cs="Courier New"/>
-          <w:color w:val="DADADA"/>
-          <w:sz w:val="23"/>
-          <w:szCs w:val="23"/>
-        </w:rPr>
-        <w:t xml:space="preserve"> {{ </w:t>
-      </w:r>
-      <w:proofErr w:type="spellStart"/>
-      <w:r>
-        <w:rPr>
-          <w:rFonts w:ascii="Courier New" w:eastAsia="Courier New" w:hAnsi="Courier New" w:cs="Courier New"/>
-          <w:color w:val="DADADA"/>
-          <w:sz w:val="23"/>
-          <w:szCs w:val="23"/>
-        </w:rPr>
-        <w:t>ref</w:t>
-      </w:r>
-      <w:proofErr w:type="spellEnd"/>
-      <w:r>
-        <w:rPr>
-          <w:rFonts w:ascii="Courier New" w:eastAsia="Courier New" w:hAnsi="Courier New" w:cs="Courier New"/>
-          <w:color w:val="B3B3B3"/>
-          <w:sz w:val="23"/>
-          <w:szCs w:val="23"/>
-        </w:rPr>
-        <w:t>(</w:t>
-      </w:r>
-      <w:r>
-        <w:rPr>
-          <w:rFonts w:ascii="Courier New" w:eastAsia="Courier New" w:hAnsi="Courier New" w:cs="Courier New"/>
-          <w:color w:val="44CF6E"/>
-          <w:sz w:val="23"/>
-          <w:szCs w:val="23"/>
-        </w:rPr>
-        <w:t>'</w:t>
-      </w:r>
-      <w:proofErr w:type="spellStart"/>
-      <w:r>
-        <w:rPr>
-          <w:rFonts w:ascii="Courier New" w:eastAsia="Courier New" w:hAnsi="Courier New" w:cs="Courier New"/>
-          <w:color w:val="44CF6E"/>
-          <w:sz w:val="23"/>
-          <w:szCs w:val="23"/>
-        </w:rPr>
-        <w:t>stg_estaciones_metroriel</w:t>
-      </w:r>
-      <w:proofErr w:type="spellEnd"/>
-      <w:r>
-        <w:rPr>
-          <w:rFonts w:ascii="Courier New" w:eastAsia="Courier New" w:hAnsi="Courier New" w:cs="Courier New"/>
-          <w:color w:val="44CF6E"/>
-          <w:sz w:val="23"/>
-          <w:szCs w:val="23"/>
-        </w:rPr>
-        <w:t>'</w:t>
-      </w:r>
-      <w:r>
-        <w:rPr>
-          <w:rFonts w:ascii="Courier New" w:eastAsia="Courier New" w:hAnsi="Courier New" w:cs="Courier New"/>
-          <w:color w:val="B3B3B3"/>
-          <w:sz w:val="23"/>
-          <w:szCs w:val="23"/>
-        </w:rPr>
-        <w:t>)</w:t>
-      </w:r>
-      <w:r>
-        <w:rPr>
-          <w:rFonts w:ascii="Courier New" w:eastAsia="Courier New" w:hAnsi="Courier New" w:cs="Courier New"/>
-          <w:color w:val="DADADA"/>
-          <w:sz w:val="23"/>
-          <w:szCs w:val="23"/>
-        </w:rPr>
-        <w:t xml:space="preserve"> }}</w:t>
-      </w:r>
-      <w:r>
-        <w:br/>
-      </w:r>
-      <w:r>
-        <w:rPr>
-          <w:rFonts w:ascii="Courier New" w:eastAsia="Courier New" w:hAnsi="Courier New" w:cs="Courier New"/>
-          <w:color w:val="DADADA"/>
-          <w:sz w:val="23"/>
-          <w:szCs w:val="23"/>
-        </w:rPr>
         <w:lastRenderedPageBreak/>
         <w:t xml:space="preserve">   </w:t>
       </w:r>
@@ -6531,6 +6467,103 @@
           <w:sz w:val="23"/>
           <w:szCs w:val="23"/>
         </w:rPr>
+        <w:t>FROM</w:t>
+      </w:r>
+      <w:r>
+        <w:rPr>
+          <w:rFonts w:ascii="Courier New" w:eastAsia="Courier New" w:hAnsi="Courier New" w:cs="Courier New"/>
+          <w:color w:val="DADADA"/>
+          <w:sz w:val="23"/>
+          <w:szCs w:val="23"/>
+        </w:rPr>
+        <w:t xml:space="preserve"> {{ </w:t>
+      </w:r>
+      <w:proofErr w:type="spellStart"/>
+      <w:r>
+        <w:rPr>
+          <w:rFonts w:ascii="Courier New" w:eastAsia="Courier New" w:hAnsi="Courier New" w:cs="Courier New"/>
+          <w:color w:val="DADADA"/>
+          <w:sz w:val="23"/>
+          <w:szCs w:val="23"/>
+        </w:rPr>
+        <w:t>ref</w:t>
+      </w:r>
+      <w:proofErr w:type="spellEnd"/>
+      <w:r>
+        <w:rPr>
+          <w:rFonts w:ascii="Courier New" w:eastAsia="Courier New" w:hAnsi="Courier New" w:cs="Courier New"/>
+          <w:color w:val="B3B3B3"/>
+          <w:sz w:val="23"/>
+          <w:szCs w:val="23"/>
+        </w:rPr>
+        <w:t>(</w:t>
+      </w:r>
+      <w:r>
+        <w:rPr>
+          <w:rFonts w:ascii="Courier New" w:eastAsia="Courier New" w:hAnsi="Courier New" w:cs="Courier New"/>
+          <w:color w:val="44CF6E"/>
+          <w:sz w:val="23"/>
+          <w:szCs w:val="23"/>
+        </w:rPr>
+        <w:t>'</w:t>
+      </w:r>
+      <w:proofErr w:type="spellStart"/>
+      <w:r>
+        <w:rPr>
+          <w:rFonts w:ascii="Courier New" w:eastAsia="Courier New" w:hAnsi="Courier New" w:cs="Courier New"/>
+          <w:color w:val="44CF6E"/>
+          <w:sz w:val="23"/>
+          <w:szCs w:val="23"/>
+        </w:rPr>
+        <w:t>stg_estaciones_metroriel</w:t>
+      </w:r>
+      <w:proofErr w:type="spellEnd"/>
+      <w:r>
+        <w:rPr>
+          <w:rFonts w:ascii="Courier New" w:eastAsia="Courier New" w:hAnsi="Courier New" w:cs="Courier New"/>
+          <w:color w:val="44CF6E"/>
+          <w:sz w:val="23"/>
+          <w:szCs w:val="23"/>
+        </w:rPr>
+        <w:t>'</w:t>
+      </w:r>
+      <w:r>
+        <w:rPr>
+          <w:rFonts w:ascii="Courier New" w:eastAsia="Courier New" w:hAnsi="Courier New" w:cs="Courier New"/>
+          <w:color w:val="B3B3B3"/>
+          <w:sz w:val="23"/>
+          <w:szCs w:val="23"/>
+        </w:rPr>
+        <w:t>)</w:t>
+      </w:r>
+      <w:r>
+        <w:rPr>
+          <w:rFonts w:ascii="Courier New" w:eastAsia="Courier New" w:hAnsi="Courier New" w:cs="Courier New"/>
+          <w:color w:val="DADADA"/>
+          <w:sz w:val="23"/>
+          <w:szCs w:val="23"/>
+        </w:rPr>
+        <w:t xml:space="preserve"> }}</w:t>
+      </w:r>
+      <w:r>
+        <w:br/>
+      </w:r>
+      <w:r>
+        <w:rPr>
+          <w:rFonts w:ascii="Courier New" w:eastAsia="Courier New" w:hAnsi="Courier New" w:cs="Courier New"/>
+          <w:color w:val="DADADA"/>
+          <w:sz w:val="23"/>
+          <w:szCs w:val="23"/>
+        </w:rPr>
+        <w:t xml:space="preserve">   </w:t>
+      </w:r>
+      <w:r>
+        <w:rPr>
+          <w:rFonts w:ascii="Courier New" w:eastAsia="Courier New" w:hAnsi="Courier New" w:cs="Courier New"/>
+          <w:color w:val="FA99CD"/>
+          <w:sz w:val="23"/>
+          <w:szCs w:val="23"/>
+        </w:rPr>
         <w:t>UNION</w:t>
       </w:r>
       <w:r>
@@ -9342,73 +9375,73 @@
           <w:sz w:val="23"/>
           <w:szCs w:val="23"/>
         </w:rPr>
-        <w:t xml:space="preserve">       </w:t>
-      </w:r>
-      <w:r>
-        <w:rPr>
-          <w:rFonts w:ascii="Courier New" w:eastAsia="Courier New" w:hAnsi="Courier New" w:cs="Courier New"/>
-          <w:color w:val="B3B3B3"/>
-          <w:sz w:val="23"/>
-          <w:szCs w:val="23"/>
-        </w:rPr>
-        <w:t>)</w:t>
-      </w:r>
-      <w:r>
-        <w:rPr>
-          <w:rFonts w:ascii="Courier New" w:eastAsia="Courier New" w:hAnsi="Courier New" w:cs="Courier New"/>
-          <w:color w:val="DADADA"/>
-          <w:sz w:val="23"/>
-          <w:szCs w:val="23"/>
-        </w:rPr>
-        <w:t xml:space="preserve"> </w:t>
-      </w:r>
-      <w:r>
-        <w:rPr>
-          <w:rFonts w:ascii="Courier New" w:eastAsia="Courier New" w:hAnsi="Courier New" w:cs="Courier New"/>
-          <w:color w:val="FA99CD"/>
-          <w:sz w:val="23"/>
-          <w:szCs w:val="23"/>
-        </w:rPr>
-        <w:t>AS</w:t>
-      </w:r>
-      <w:r>
-        <w:rPr>
-          <w:rFonts w:ascii="Courier New" w:eastAsia="Courier New" w:hAnsi="Courier New" w:cs="Courier New"/>
-          <w:color w:val="DADADA"/>
-          <w:sz w:val="23"/>
-          <w:szCs w:val="23"/>
-        </w:rPr>
-        <w:t xml:space="preserve"> inicio</w:t>
-      </w:r>
-      <w:r>
-        <w:rPr>
-          <w:rFonts w:ascii="Courier New" w:eastAsia="Courier New" w:hAnsi="Courier New" w:cs="Courier New"/>
-          <w:color w:val="B3B3B3"/>
-          <w:sz w:val="23"/>
-          <w:szCs w:val="23"/>
-        </w:rPr>
-        <w:t>,</w:t>
-      </w:r>
-      <w:r>
-        <w:br/>
-      </w:r>
-      <w:r>
-        <w:rPr>
-          <w:rFonts w:ascii="Courier New" w:eastAsia="Courier New" w:hAnsi="Courier New" w:cs="Courier New"/>
-          <w:color w:val="DADADA"/>
-          <w:sz w:val="23"/>
-          <w:szCs w:val="23"/>
-        </w:rPr>
         <w:lastRenderedPageBreak/>
         <w:t xml:space="preserve">       </w:t>
       </w:r>
       <w:r>
         <w:rPr>
           <w:rFonts w:ascii="Courier New" w:eastAsia="Courier New" w:hAnsi="Courier New" w:cs="Courier New"/>
+          <w:color w:val="B3B3B3"/>
+          <w:sz w:val="23"/>
+          <w:szCs w:val="23"/>
+        </w:rPr>
+        <w:t>)</w:t>
+      </w:r>
+      <w:r>
+        <w:rPr>
+          <w:rFonts w:ascii="Courier New" w:eastAsia="Courier New" w:hAnsi="Courier New" w:cs="Courier New"/>
+          <w:color w:val="DADADA"/>
+          <w:sz w:val="23"/>
+          <w:szCs w:val="23"/>
+        </w:rPr>
+        <w:t xml:space="preserve"> </w:t>
+      </w:r>
+      <w:r>
+        <w:rPr>
+          <w:rFonts w:ascii="Courier New" w:eastAsia="Courier New" w:hAnsi="Courier New" w:cs="Courier New"/>
           <w:color w:val="FA99CD"/>
           <w:sz w:val="23"/>
           <w:szCs w:val="23"/>
         </w:rPr>
+        <w:t>AS</w:t>
+      </w:r>
+      <w:r>
+        <w:rPr>
+          <w:rFonts w:ascii="Courier New" w:eastAsia="Courier New" w:hAnsi="Courier New" w:cs="Courier New"/>
+          <w:color w:val="DADADA"/>
+          <w:sz w:val="23"/>
+          <w:szCs w:val="23"/>
+        </w:rPr>
+        <w:t xml:space="preserve"> inicio</w:t>
+      </w:r>
+      <w:r>
+        <w:rPr>
+          <w:rFonts w:ascii="Courier New" w:eastAsia="Courier New" w:hAnsi="Courier New" w:cs="Courier New"/>
+          <w:color w:val="B3B3B3"/>
+          <w:sz w:val="23"/>
+          <w:szCs w:val="23"/>
+        </w:rPr>
+        <w:t>,</w:t>
+      </w:r>
+      <w:r>
+        <w:br/>
+      </w:r>
+      <w:r>
+        <w:rPr>
+          <w:rFonts w:ascii="Courier New" w:eastAsia="Courier New" w:hAnsi="Courier New" w:cs="Courier New"/>
+          <w:color w:val="DADADA"/>
+          <w:sz w:val="23"/>
+          <w:szCs w:val="23"/>
+        </w:rPr>
+        <w:t xml:space="preserve">       </w:t>
+      </w:r>
+      <w:r>
+        <w:rPr>
+          <w:rFonts w:ascii="Courier New" w:eastAsia="Courier New" w:hAnsi="Courier New" w:cs="Courier New"/>
+          <w:color w:val="FA99CD"/>
+          <w:sz w:val="23"/>
+          <w:szCs w:val="23"/>
+        </w:rPr>
         <w:t>COALESCE</w:t>
       </w:r>
       <w:r>
@@ -12615,72 +12648,6 @@
         <w:t>dia</w:t>
       </w:r>
       <w:proofErr w:type="spellEnd"/>
-      <w:r>
-        <w:rPr>
-          <w:rFonts w:ascii="Courier New" w:eastAsia="Courier New" w:hAnsi="Courier New" w:cs="Courier New"/>
-          <w:color w:val="B3B3B3"/>
-          <w:sz w:val="23"/>
-          <w:szCs w:val="23"/>
-        </w:rPr>
-        <w:t>,</w:t>
-      </w:r>
-      <w:r>
-        <w:br/>
-      </w:r>
-      <w:r>
-        <w:rPr>
-          <w:rFonts w:ascii="Courier New" w:eastAsia="Courier New" w:hAnsi="Courier New" w:cs="Courier New"/>
-          <w:color w:val="DADADA"/>
-          <w:sz w:val="23"/>
-          <w:szCs w:val="23"/>
-        </w:rPr>
-        <w:t xml:space="preserve">   </w:t>
-      </w:r>
-      <w:r>
-        <w:rPr>
-          <w:rFonts w:ascii="Courier New" w:eastAsia="Courier New" w:hAnsi="Courier New" w:cs="Courier New"/>
-          <w:color w:val="FB464C"/>
-          <w:sz w:val="23"/>
-          <w:szCs w:val="23"/>
-        </w:rPr>
-        <w:t>-</w:t>
-      </w:r>
-      <w:r>
-        <w:rPr>
-          <w:rFonts w:ascii="Courier New" w:eastAsia="Courier New" w:hAnsi="Courier New" w:cs="Courier New"/>
-          <w:color w:val="A882FF"/>
-          <w:sz w:val="23"/>
-          <w:szCs w:val="23"/>
-        </w:rPr>
-        <w:t>1</w:t>
-      </w:r>
-      <w:r>
-        <w:rPr>
-          <w:rFonts w:ascii="Courier New" w:eastAsia="Courier New" w:hAnsi="Courier New" w:cs="Courier New"/>
-          <w:color w:val="DADADA"/>
-          <w:sz w:val="23"/>
-          <w:szCs w:val="23"/>
-        </w:rPr>
-        <w:t xml:space="preserve"> </w:t>
-      </w:r>
-      <w:r>
-        <w:rPr>
-          <w:rFonts w:ascii="Courier New" w:eastAsia="Courier New" w:hAnsi="Courier New" w:cs="Courier New"/>
-          <w:color w:val="FA99CD"/>
-          <w:sz w:val="23"/>
-          <w:szCs w:val="23"/>
-        </w:rPr>
-        <w:t>AS</w:t>
-      </w:r>
-      <w:r>
-        <w:rPr>
-          <w:rFonts w:ascii="Courier New" w:eastAsia="Courier New" w:hAnsi="Courier New" w:cs="Courier New"/>
-          <w:color w:val="DADADA"/>
-          <w:sz w:val="23"/>
-          <w:szCs w:val="23"/>
-        </w:rPr>
-        <w:t xml:space="preserve"> hora</w:t>
-      </w:r>
       <w:r>
         <w:rPr>
           <w:rFonts w:ascii="Courier New" w:eastAsia="Courier New" w:hAnsi="Courier New" w:cs="Courier New"/>
@@ -12706,6 +12673,72 @@
       <w:r>
         <w:rPr>
           <w:rFonts w:ascii="Courier New" w:eastAsia="Courier New" w:hAnsi="Courier New" w:cs="Courier New"/>
+          <w:color w:val="FB464C"/>
+          <w:sz w:val="23"/>
+          <w:szCs w:val="23"/>
+        </w:rPr>
+        <w:t>-</w:t>
+      </w:r>
+      <w:r>
+        <w:rPr>
+          <w:rFonts w:ascii="Courier New" w:eastAsia="Courier New" w:hAnsi="Courier New" w:cs="Courier New"/>
+          <w:color w:val="A882FF"/>
+          <w:sz w:val="23"/>
+          <w:szCs w:val="23"/>
+        </w:rPr>
+        <w:t>1</w:t>
+      </w:r>
+      <w:r>
+        <w:rPr>
+          <w:rFonts w:ascii="Courier New" w:eastAsia="Courier New" w:hAnsi="Courier New" w:cs="Courier New"/>
+          <w:color w:val="DADADA"/>
+          <w:sz w:val="23"/>
+          <w:szCs w:val="23"/>
+        </w:rPr>
+        <w:t xml:space="preserve"> </w:t>
+      </w:r>
+      <w:r>
+        <w:rPr>
+          <w:rFonts w:ascii="Courier New" w:eastAsia="Courier New" w:hAnsi="Courier New" w:cs="Courier New"/>
+          <w:color w:val="FA99CD"/>
+          <w:sz w:val="23"/>
+          <w:szCs w:val="23"/>
+        </w:rPr>
+        <w:t>AS</w:t>
+      </w:r>
+      <w:r>
+        <w:rPr>
+          <w:rFonts w:ascii="Courier New" w:eastAsia="Courier New" w:hAnsi="Courier New" w:cs="Courier New"/>
+          <w:color w:val="DADADA"/>
+          <w:sz w:val="23"/>
+          <w:szCs w:val="23"/>
+        </w:rPr>
+        <w:t xml:space="preserve"> hora</w:t>
+      </w:r>
+      <w:r>
+        <w:rPr>
+          <w:rFonts w:ascii="Courier New" w:eastAsia="Courier New" w:hAnsi="Courier New" w:cs="Courier New"/>
+          <w:color w:val="B3B3B3"/>
+          <w:sz w:val="23"/>
+          <w:szCs w:val="23"/>
+        </w:rPr>
+        <w:t>,</w:t>
+      </w:r>
+      <w:r>
+        <w:br/>
+      </w:r>
+      <w:r>
+        <w:rPr>
+          <w:rFonts w:ascii="Courier New" w:eastAsia="Courier New" w:hAnsi="Courier New" w:cs="Courier New"/>
+          <w:color w:val="DADADA"/>
+          <w:sz w:val="23"/>
+          <w:szCs w:val="23"/>
+        </w:rPr>
+        <w:t xml:space="preserve">   </w:t>
+      </w:r>
+      <w:r>
+        <w:rPr>
+          <w:rFonts w:ascii="Courier New" w:eastAsia="Courier New" w:hAnsi="Courier New" w:cs="Courier New"/>
           <w:color w:val="44CF6E"/>
           <w:sz w:val="23"/>
           <w:szCs w:val="23"/>
@@ -15590,6 +15623,7 @@
         <w:br/>
       </w:r>
       <w:r>
+        <w:lastRenderedPageBreak/>
         <w:br/>
       </w:r>
       <w:proofErr w:type="spellStart"/>
@@ -15600,7 +15634,6 @@
           <w:sz w:val="23"/>
           <w:szCs w:val="23"/>
         </w:rPr>
-        <w:lastRenderedPageBreak/>
         <w:t>usuarios_aerometro</w:t>
       </w:r>
       <w:proofErr w:type="spellEnd"/>
@@ -18211,7 +18244,6 @@
           <w:sz w:val="23"/>
           <w:szCs w:val="23"/>
         </w:rPr>
-        <w:lastRenderedPageBreak/>
         <w:t>fact_</w:t>
       </w:r>
       <w:proofErr w:type="gramStart"/>
@@ -21247,6 +21279,7 @@
           <w:sz w:val="23"/>
           <w:szCs w:val="23"/>
         </w:rPr>
+        <w:lastRenderedPageBreak/>
         <w:t xml:space="preserve">   </w:t>
       </w:r>
       <w:r>
@@ -21432,7 +21465,6 @@
           <w:sz w:val="23"/>
           <w:szCs w:val="23"/>
         </w:rPr>
-        <w:lastRenderedPageBreak/>
         <w:t>''</w:t>
       </w:r>
       <w:r>
@@ -24634,6 +24666,7 @@
                 <w:sz w:val="24"/>
                 <w:szCs w:val="24"/>
               </w:rPr>
+              <w:lastRenderedPageBreak/>
               <w:t>gold.fact</w:t>
             </w:r>
             <w:proofErr w:type="gramEnd"/>
@@ -25591,601 +25624,6 @@
                     </pic:cNvPicPr>
                   </pic:nvPicPr>
                   <pic:blipFill>
-                    <a:blip r:embed="rId6"/>
-                    <a:srcRect/>
-                    <a:stretch>
-                      <a:fillRect/>
-                    </a:stretch>
-                  </pic:blipFill>
-                  <pic:spPr bwMode="auto">
-                    <a:xfrm>
-                      <a:off x="0" y="0"/>
-                      <a:ext cx="5238750" cy="3067050"/>
-                    </a:xfrm>
-                    <a:prstGeom prst="rect">
-                      <a:avLst/>
-                    </a:prstGeom>
-                  </pic:spPr>
-                </pic:pic>
-              </a:graphicData>
-            </a:graphic>
-          </wp:inline>
-        </w:drawing>
-      </w:r>
-    </w:p>
-    <w:p>
-      <w:pPr>
-        <w:jc w:val="both"/>
-      </w:pPr>
-    </w:p>
-    <w:p>
-      <w:pPr>
-        <w:spacing w:after="150"/>
-        <w:ind w:left="708"/>
-        <w:jc w:val="both"/>
-      </w:pPr>
-      <w:r>
-        <w:rPr>
-          <w:b/>
-          <w:bCs/>
-          <w:sz w:val="30"/>
-          <w:szCs w:val="30"/>
-        </w:rPr>
-        <w:t>Cobertura: ¿qué zonas quedan sin servicio de ningún modo?</w:t>
-      </w:r>
-    </w:p>
-    <w:p>
-      <w:pPr>
-        <w:spacing w:after="200"/>
-        <w:ind w:left="1416"/>
-        <w:jc w:val="both"/>
-        <w:rPr>
-          <w:sz w:val="24"/>
-          <w:szCs w:val="24"/>
-        </w:rPr>
-      </w:pPr>
-      <w:r>
-        <w:rPr>
-          <w:sz w:val="24"/>
-          <w:szCs w:val="24"/>
-        </w:rPr>
-        <w:t xml:space="preserve">La cobertura de la red puede analizarse desde dos ángulos complementarios: la </w:t>
-      </w:r>
-      <w:r>
-        <w:rPr>
-          <w:b/>
-          <w:bCs/>
-          <w:sz w:val="24"/>
-          <w:szCs w:val="24"/>
-        </w:rPr>
-        <w:t>demanda acumulada por zona</w:t>
-      </w:r>
-      <w:r>
-        <w:rPr>
-          <w:sz w:val="24"/>
-          <w:szCs w:val="24"/>
-        </w:rPr>
-        <w:t xml:space="preserve"> y la </w:t>
-      </w:r>
-      <w:r>
-        <w:rPr>
-          <w:b/>
-          <w:bCs/>
-          <w:sz w:val="24"/>
-          <w:szCs w:val="24"/>
-        </w:rPr>
-        <w:t>distribución física de estaciones y paradas</w:t>
-      </w:r>
-      <w:r>
-        <w:rPr>
-          <w:sz w:val="24"/>
-          <w:szCs w:val="24"/>
-        </w:rPr>
-        <w:t>.</w:t>
-      </w:r>
-    </w:p>
-    <w:p>
-      <w:pPr>
-        <w:spacing w:after="200"/>
-        <w:ind w:left="1416"/>
-        <w:jc w:val="both"/>
-        <w:rPr>
-          <w:sz w:val="24"/>
-          <w:szCs w:val="24"/>
-        </w:rPr>
-      </w:pPr>
-      <w:r>
-        <w:rPr>
-          <w:sz w:val="24"/>
-          <w:szCs w:val="24"/>
-        </w:rPr>
-        <w:t>Desde el punto de vista de la demanda:</w:t>
-      </w:r>
-    </w:p>
-    <w:p>
-      <w:pPr>
-        <w:pStyle w:val="Prrafodelista"/>
-        <w:numPr>
-          <w:ilvl w:val="0"/>
-          <w:numId w:val="14"/>
-        </w:numPr>
-        <w:spacing w:after="100"/>
-        <w:ind w:left="1776"/>
-        <w:jc w:val="both"/>
-        <w:rPr>
-          <w:sz w:val="24"/>
-          <w:szCs w:val="24"/>
-        </w:rPr>
-      </w:pPr>
-      <w:r>
-        <w:rPr>
-          <w:b/>
-          <w:bCs/>
-          <w:sz w:val="24"/>
-          <w:szCs w:val="24"/>
-        </w:rPr>
-        <w:t>Mejor cobertura:</w:t>
-      </w:r>
-      <w:r>
-        <w:rPr>
-          <w:sz w:val="24"/>
-          <w:szCs w:val="24"/>
-        </w:rPr>
-        <w:t xml:space="preserve"> Zona 17 (151,363 abordajes), Zona 12 (150,762) y Zona 8 (149,844), con presencia de los cuatro sistemas.    </w:t>
-      </w:r>
-    </w:p>
-    <w:p>
-      <w:pPr>
-        <w:pStyle w:val="Prrafodelista"/>
-        <w:numPr>
-          <w:ilvl w:val="0"/>
-          <w:numId w:val="14"/>
-        </w:numPr>
-        <w:spacing w:after="100"/>
-        <w:ind w:left="1776"/>
-        <w:jc w:val="both"/>
-        <w:rPr>
-          <w:sz w:val="24"/>
-          <w:szCs w:val="24"/>
-        </w:rPr>
-      </w:pPr>
-      <w:r>
-        <w:rPr>
-          <w:b/>
-          <w:bCs/>
-          <w:sz w:val="24"/>
-          <w:szCs w:val="24"/>
-        </w:rPr>
-        <w:t>Peor cobertura:</w:t>
-      </w:r>
-      <w:r>
-        <w:rPr>
-          <w:sz w:val="24"/>
-          <w:szCs w:val="24"/>
-        </w:rPr>
-        <w:t xml:space="preserve"> Zona 10 (78,192), Zona 9 (79,255) y Zona 4 (80,576), con servicio solo de </w:t>
-      </w:r>
-      <w:proofErr w:type="spellStart"/>
-      <w:r>
-        <w:rPr>
-          <w:sz w:val="24"/>
-          <w:szCs w:val="24"/>
-        </w:rPr>
-        <w:t>Transmetro</w:t>
-      </w:r>
-      <w:proofErr w:type="spellEnd"/>
-      <w:r>
-        <w:rPr>
-          <w:sz w:val="24"/>
-          <w:szCs w:val="24"/>
-        </w:rPr>
-        <w:t xml:space="preserve"> y </w:t>
-      </w:r>
-      <w:proofErr w:type="spellStart"/>
-      <w:r>
-        <w:rPr>
-          <w:sz w:val="24"/>
-          <w:szCs w:val="24"/>
-        </w:rPr>
-        <w:t>Transurbano</w:t>
-      </w:r>
-      <w:proofErr w:type="spellEnd"/>
-      <w:r>
-        <w:rPr>
-          <w:sz w:val="24"/>
-          <w:szCs w:val="24"/>
-        </w:rPr>
-        <w:t xml:space="preserve">.    </w:t>
-      </w:r>
-    </w:p>
-    <w:p>
-      <w:pPr>
-        <w:pStyle w:val="Prrafodelista"/>
-        <w:numPr>
-          <w:ilvl w:val="0"/>
-          <w:numId w:val="14"/>
-        </w:numPr>
-        <w:spacing w:after="100"/>
-        <w:ind w:left="1776"/>
-        <w:jc w:val="both"/>
-        <w:rPr>
-          <w:sz w:val="24"/>
-          <w:szCs w:val="24"/>
-        </w:rPr>
-      </w:pPr>
-      <w:r>
-        <w:rPr>
-          <w:b/>
-          <w:bCs/>
-          <w:sz w:val="24"/>
-          <w:szCs w:val="24"/>
-        </w:rPr>
-        <w:t>Cobertura nula:</w:t>
-      </w:r>
-      <w:r>
-        <w:rPr>
-          <w:sz w:val="24"/>
-          <w:szCs w:val="24"/>
-        </w:rPr>
-        <w:t xml:space="preserve"> Zonas 2, 3, 5, 14, 15, 16, 19, 20 y 21, sin registro de ningún sistema metropolitano.    </w:t>
-      </w:r>
-    </w:p>
-    <w:p>
-      <w:pPr>
-        <w:pStyle w:val="Prrafodelista"/>
-        <w:numPr>
-          <w:ilvl w:val="0"/>
-          <w:numId w:val="14"/>
-        </w:numPr>
-        <w:spacing w:after="100"/>
-        <w:ind w:left="1776"/>
-        <w:jc w:val="both"/>
-        <w:rPr>
-          <w:sz w:val="24"/>
-          <w:szCs w:val="24"/>
-        </w:rPr>
-      </w:pPr>
-      <w:r>
-        <w:rPr>
-          <w:b/>
-          <w:bCs/>
-          <w:sz w:val="24"/>
-          <w:szCs w:val="24"/>
-        </w:rPr>
-        <w:t>Caso especial:</w:t>
-      </w:r>
-      <w:r>
-        <w:rPr>
-          <w:sz w:val="24"/>
-          <w:szCs w:val="24"/>
-        </w:rPr>
-        <w:t xml:space="preserve"> la Zona 18 registra 55,710 abordajes dependientes al 100% de </w:t>
-      </w:r>
-      <w:proofErr w:type="spellStart"/>
-      <w:r>
-        <w:rPr>
-          <w:sz w:val="24"/>
-          <w:szCs w:val="24"/>
-        </w:rPr>
-        <w:t>Transurbano</w:t>
-      </w:r>
-      <w:proofErr w:type="spellEnd"/>
-      <w:r>
-        <w:rPr>
-          <w:sz w:val="24"/>
-          <w:szCs w:val="24"/>
-        </w:rPr>
-        <w:t xml:space="preserve">, un monopolio desatendido.    </w:t>
-      </w:r>
-    </w:p>
-    <w:p>
-      <w:pPr>
-        <w:pStyle w:val="Prrafodelista"/>
-        <w:spacing w:after="100"/>
-        <w:ind w:left="1776"/>
-        <w:jc w:val="both"/>
-        <w:rPr>
-          <w:sz w:val="24"/>
-          <w:szCs w:val="24"/>
-        </w:rPr>
-      </w:pPr>
-    </w:p>
-    <w:p>
-      <w:pPr>
-        <w:spacing w:after="200"/>
-        <w:ind w:left="1416"/>
-        <w:jc w:val="both"/>
-        <w:rPr>
-          <w:sz w:val="24"/>
-          <w:szCs w:val="24"/>
-        </w:rPr>
-      </w:pPr>
-      <w:r>
-        <w:rPr>
-          <w:sz w:val="24"/>
-          <w:szCs w:val="24"/>
-        </w:rPr>
-        <w:t xml:space="preserve">Desde el punto de vista de la infraestructura, la red cuenta con </w:t>
-      </w:r>
-      <w:r>
-        <w:rPr>
-          <w:b/>
-          <w:bCs/>
-          <w:sz w:val="24"/>
-          <w:szCs w:val="24"/>
-        </w:rPr>
-        <w:t>468 paradas en total</w:t>
-      </w:r>
-      <w:r>
-        <w:rPr>
-          <w:sz w:val="24"/>
-          <w:szCs w:val="24"/>
-        </w:rPr>
-        <w:t xml:space="preserve">: 328 de </w:t>
-      </w:r>
-      <w:proofErr w:type="spellStart"/>
-      <w:r>
-        <w:rPr>
-          <w:sz w:val="24"/>
-          <w:szCs w:val="24"/>
-        </w:rPr>
-        <w:t>Transurbano</w:t>
-      </w:r>
-      <w:proofErr w:type="spellEnd"/>
-      <w:r>
-        <w:rPr>
-          <w:sz w:val="24"/>
-          <w:szCs w:val="24"/>
-        </w:rPr>
-        <w:t xml:space="preserve">, 104 de </w:t>
-      </w:r>
-      <w:proofErr w:type="spellStart"/>
-      <w:r>
-        <w:rPr>
-          <w:sz w:val="24"/>
-          <w:szCs w:val="24"/>
-        </w:rPr>
-        <w:t>Transmetro</w:t>
-      </w:r>
-      <w:proofErr w:type="spellEnd"/>
-      <w:r>
-        <w:rPr>
-          <w:sz w:val="24"/>
-          <w:szCs w:val="24"/>
-        </w:rPr>
-        <w:t xml:space="preserve">, 22 de </w:t>
-      </w:r>
-      <w:proofErr w:type="spellStart"/>
-      <w:r>
-        <w:rPr>
-          <w:sz w:val="24"/>
-          <w:szCs w:val="24"/>
-        </w:rPr>
-        <w:t>MetroRiel</w:t>
-      </w:r>
-      <w:proofErr w:type="spellEnd"/>
-      <w:r>
-        <w:rPr>
-          <w:sz w:val="24"/>
-          <w:szCs w:val="24"/>
-        </w:rPr>
-        <w:t xml:space="preserve"> y 14 de Aerómetro. Las zonas con mayor número de estaciones son </w:t>
-      </w:r>
-      <w:r>
-        <w:rPr>
-          <w:b/>
-          <w:bCs/>
-          <w:sz w:val="24"/>
-          <w:szCs w:val="24"/>
-        </w:rPr>
-        <w:t>Zona 17, Zona 12 y Zona 8, con 35 paradas cada una</w:t>
-      </w:r>
-      <w:r>
-        <w:rPr>
-          <w:sz w:val="24"/>
-          <w:szCs w:val="24"/>
-        </w:rPr>
-        <w:t xml:space="preserve">, seguidas por </w:t>
-      </w:r>
-      <w:r>
-        <w:rPr>
-          <w:b/>
-          <w:bCs/>
-          <w:sz w:val="24"/>
-          <w:szCs w:val="24"/>
-        </w:rPr>
-        <w:t>Zona 6, Mixco y Zona 11, con 32 paradas cada una</w:t>
-      </w:r>
-      <w:r>
-        <w:rPr>
-          <w:sz w:val="24"/>
-          <w:szCs w:val="24"/>
-        </w:rPr>
-        <w:t xml:space="preserve">. El sistema </w:t>
-      </w:r>
-      <w:proofErr w:type="spellStart"/>
-      <w:r>
-        <w:rPr>
-          <w:b/>
-          <w:bCs/>
-          <w:sz w:val="24"/>
-          <w:szCs w:val="24"/>
-        </w:rPr>
-        <w:t>Transurbano</w:t>
-      </w:r>
-      <w:proofErr w:type="spellEnd"/>
-      <w:r>
-        <w:rPr>
-          <w:b/>
-          <w:bCs/>
-          <w:sz w:val="24"/>
-          <w:szCs w:val="24"/>
-        </w:rPr>
-        <w:t xml:space="preserve"> domina la red en todas las zonas</w:t>
-      </w:r>
-      <w:r>
-        <w:rPr>
-          <w:sz w:val="24"/>
-          <w:szCs w:val="24"/>
-        </w:rPr>
-        <w:t xml:space="preserve">, aportando entre 20 y 24 paradas por área, mientras que </w:t>
-      </w:r>
-      <w:proofErr w:type="spellStart"/>
-      <w:r>
-        <w:rPr>
-          <w:b/>
-          <w:bCs/>
-          <w:sz w:val="24"/>
-          <w:szCs w:val="24"/>
-        </w:rPr>
-        <w:t>Transmetro</w:t>
-      </w:r>
-      <w:proofErr w:type="spellEnd"/>
-      <w:r>
-        <w:rPr>
-          <w:b/>
-          <w:bCs/>
-          <w:sz w:val="24"/>
-          <w:szCs w:val="24"/>
-        </w:rPr>
-        <w:t xml:space="preserve"> mantiene entre 6 y 8 estaciones por zona</w:t>
-      </w:r>
-      <w:r>
-        <w:rPr>
-          <w:sz w:val="24"/>
-          <w:szCs w:val="24"/>
-        </w:rPr>
-        <w:t xml:space="preserve">. En contraste, </w:t>
-      </w:r>
-      <w:proofErr w:type="spellStart"/>
-      <w:r>
-        <w:rPr>
-          <w:b/>
-          <w:bCs/>
-          <w:sz w:val="24"/>
-          <w:szCs w:val="24"/>
-        </w:rPr>
-        <w:t>MetroRiel</w:t>
-      </w:r>
-      <w:proofErr w:type="spellEnd"/>
-      <w:r>
-        <w:rPr>
-          <w:b/>
-          <w:bCs/>
-          <w:sz w:val="24"/>
-          <w:szCs w:val="24"/>
-        </w:rPr>
-        <w:t xml:space="preserve"> y Aerómetro presentan una cobertura más limitada</w:t>
-      </w:r>
-      <w:r>
-        <w:rPr>
-          <w:sz w:val="24"/>
-          <w:szCs w:val="24"/>
-        </w:rPr>
-        <w:t>, con valores de 1 a 5 paradas según la ubicación.</w:t>
-      </w:r>
-    </w:p>
-    <w:p>
-      <w:pPr>
-        <w:spacing w:after="200"/>
-        <w:ind w:left="1416"/>
-        <w:jc w:val="both"/>
-        <w:rPr>
-          <w:sz w:val="24"/>
-          <w:szCs w:val="24"/>
-        </w:rPr>
-      </w:pPr>
-      <w:r>
-        <w:rPr>
-          <w:sz w:val="24"/>
-          <w:szCs w:val="24"/>
-        </w:rPr>
-        <w:t xml:space="preserve">En conjunto, ambos análisis coinciden: </w:t>
-      </w:r>
-      <w:r>
-        <w:rPr>
-          <w:b/>
-          <w:bCs/>
-          <w:sz w:val="24"/>
-          <w:szCs w:val="24"/>
-        </w:rPr>
-        <w:t>la estructura metropolitana concentra su conectividad territorial en el corredor central</w:t>
-      </w:r>
-      <w:r>
-        <w:rPr>
-          <w:sz w:val="24"/>
-          <w:szCs w:val="24"/>
-        </w:rPr>
-        <w:t xml:space="preserve">, y es </w:t>
-      </w:r>
-      <w:proofErr w:type="spellStart"/>
-      <w:r>
-        <w:rPr>
-          <w:sz w:val="24"/>
-          <w:szCs w:val="24"/>
-        </w:rPr>
-        <w:t>Transurbano</w:t>
-      </w:r>
-      <w:proofErr w:type="spellEnd"/>
-      <w:r>
-        <w:rPr>
-          <w:sz w:val="24"/>
-          <w:szCs w:val="24"/>
-        </w:rPr>
-        <w:t xml:space="preserve"> el que sostiene la mayor cobertura física de la red, incluso en zonas donde los otros </w:t>
-      </w:r>
-      <w:r>
-        <w:rPr>
-          <w:sz w:val="24"/>
-          <w:szCs w:val="24"/>
-        </w:rPr>
-        <w:lastRenderedPageBreak/>
-        <w:t xml:space="preserve">modos tienen presencia marginal. Esto refuerza la lectura de que la integración real depende hoy de un solo operador, y que </w:t>
-      </w:r>
-      <w:proofErr w:type="spellStart"/>
-      <w:r>
-        <w:rPr>
-          <w:sz w:val="24"/>
-          <w:szCs w:val="24"/>
-        </w:rPr>
-        <w:t>MetroRiel</w:t>
-      </w:r>
-      <w:proofErr w:type="spellEnd"/>
-      <w:r>
-        <w:rPr>
-          <w:sz w:val="24"/>
-          <w:szCs w:val="24"/>
-        </w:rPr>
-        <w:t xml:space="preserve"> y Aerómetro todavía no funcionan como ejes estructurantes fuera de sus corredores.</w:t>
-      </w:r>
-    </w:p>
-    <w:p>
-      <w:pPr>
-        <w:spacing w:after="200"/>
-        <w:jc w:val="both"/>
-      </w:pPr>
-      <w:r>
-        <w:rPr>
-          <w:noProof/>
-        </w:rPr>
-        <w:drawing>
-          <wp:inline distT="0" distB="0" distL="0" distR="0" wp14:anchorId="16FA5E62" wp14:editId="1E039DAF">
-            <wp:extent cx="5238750" cy="3067050"/>
-            <wp:effectExtent l="0" t="0" r="0" b="0"/>
-            <wp:docPr id="1740447" name="Imagen 1740447"/>
-            <wp:cNvGraphicFramePr>
-              <a:graphicFrameLocks xmlns:a="http://schemas.openxmlformats.org/drawingml/2006/main" noChangeAspect="1"/>
-            </wp:cNvGraphicFramePr>
-            <a:graphic xmlns:a="http://schemas.openxmlformats.org/drawingml/2006/main">
-              <a:graphicData uri="http://schemas.openxmlformats.org/drawingml/2006/picture">
-                <pic:pic xmlns:pic="http://schemas.openxmlformats.org/drawingml/2006/picture">
-                  <pic:nvPicPr>
-                    <pic:cNvPr id="0" name=""/>
-                    <pic:cNvPicPr>
-                      <a:picLocks noChangeAspect="1" noChangeArrowheads="1"/>
-                    </pic:cNvPicPr>
-                  </pic:nvPicPr>
-                  <pic:blipFill>
                     <a:blip r:embed="rId7"/>
                     <a:srcRect/>
                     <a:stretch>
@@ -26226,7 +25664,7 @@
           <w:sz w:val="30"/>
           <w:szCs w:val="30"/>
         </w:rPr>
-        <w:t>Transbordo: ¿Cuántos usuarios usan más de un sistema?</w:t>
+        <w:t>Cobertura: ¿qué zonas quedan sin servicio de ningún modo?</w:t>
       </w:r>
     </w:p>
     <w:p>
@@ -26234,364 +25672,47 @@
         <w:spacing w:after="200"/>
         <w:ind w:left="1416"/>
         <w:jc w:val="both"/>
-      </w:pPr>
-      <w:r>
-        <w:rPr>
-          <w:sz w:val="23"/>
-          <w:szCs w:val="23"/>
-        </w:rPr>
-        <w:t xml:space="preserve">El </w:t>
+        <w:rPr>
+          <w:sz w:val="24"/>
+          <w:szCs w:val="24"/>
+        </w:rPr>
+      </w:pPr>
+      <w:r>
+        <w:rPr>
+          <w:sz w:val="24"/>
+          <w:szCs w:val="24"/>
+        </w:rPr>
+        <w:t xml:space="preserve">La cobertura de la red puede analizarse desde dos ángulos complementarios: la </w:t>
       </w:r>
       <w:r>
         <w:rPr>
           <w:b/>
           <w:bCs/>
-          <w:sz w:val="23"/>
-          <w:szCs w:val="23"/>
-        </w:rPr>
-        <w:t>38.12%</w:t>
-      </w:r>
-      <w:r>
-        <w:rPr>
-          <w:sz w:val="23"/>
-          <w:szCs w:val="23"/>
-        </w:rPr>
-        <w:t xml:space="preserve"> de los usuarios utiliza al menos dos modalidades, y el </w:t>
+          <w:sz w:val="24"/>
+          <w:szCs w:val="24"/>
+        </w:rPr>
+        <w:t>demanda acumulada por zona</w:t>
+      </w:r>
+      <w:r>
+        <w:rPr>
+          <w:sz w:val="24"/>
+          <w:szCs w:val="24"/>
+        </w:rPr>
+        <w:t xml:space="preserve"> y la </w:t>
       </w:r>
       <w:r>
         <w:rPr>
           <w:b/>
           <w:bCs/>
-          <w:sz w:val="23"/>
-          <w:szCs w:val="23"/>
-        </w:rPr>
-        <w:t>14.20%</w:t>
-      </w:r>
-      <w:r>
-        <w:rPr>
-          <w:sz w:val="23"/>
-          <w:szCs w:val="23"/>
-        </w:rPr>
-        <w:t xml:space="preserve"> alcanza una integración </w:t>
-      </w:r>
-      <w:proofErr w:type="spellStart"/>
-      <w:r>
-        <w:rPr>
-          <w:sz w:val="23"/>
-          <w:szCs w:val="23"/>
-        </w:rPr>
-        <w:t>trimodal</w:t>
-      </w:r>
-      <w:proofErr w:type="spellEnd"/>
-      <w:r>
-        <w:rPr>
-          <w:sz w:val="23"/>
-          <w:szCs w:val="23"/>
-        </w:rPr>
-        <w:t xml:space="preserve">. La combinación más frecuente es </w:t>
-      </w:r>
-      <w:proofErr w:type="spellStart"/>
-      <w:r>
-        <w:rPr>
-          <w:b/>
-          <w:bCs/>
-          <w:sz w:val="23"/>
-          <w:szCs w:val="23"/>
-        </w:rPr>
-        <w:t>Transmetro</w:t>
-      </w:r>
-      <w:proofErr w:type="spellEnd"/>
-      <w:r>
-        <w:rPr>
-          <w:b/>
-          <w:bCs/>
-          <w:sz w:val="23"/>
-          <w:szCs w:val="23"/>
-        </w:rPr>
-        <w:t>–</w:t>
-      </w:r>
-      <w:proofErr w:type="spellStart"/>
-      <w:r>
-        <w:rPr>
-          <w:b/>
-          <w:bCs/>
-          <w:sz w:val="23"/>
-          <w:szCs w:val="23"/>
-        </w:rPr>
-        <w:t>Transurbano</w:t>
-      </w:r>
-      <w:proofErr w:type="spellEnd"/>
-      <w:r>
-        <w:rPr>
-          <w:b/>
-          <w:bCs/>
-          <w:sz w:val="23"/>
-          <w:szCs w:val="23"/>
-        </w:rPr>
-        <w:t xml:space="preserve"> (23.31%)</w:t>
-      </w:r>
-      <w:r>
-        <w:rPr>
-          <w:sz w:val="23"/>
-          <w:szCs w:val="23"/>
-        </w:rPr>
-        <w:t xml:space="preserve">, seguida por el </w:t>
-      </w:r>
-      <w:r>
-        <w:rPr>
-          <w:b/>
-          <w:bCs/>
-          <w:sz w:val="23"/>
-          <w:szCs w:val="23"/>
-        </w:rPr>
-        <w:t>Aerómetro (20.60%)</w:t>
-      </w:r>
-      <w:r>
-        <w:rPr>
-          <w:sz w:val="23"/>
-          <w:szCs w:val="23"/>
-        </w:rPr>
-        <w:t xml:space="preserve">, lo que refleja una preferencia por conexiones directas entre zonas urbanas y periféricas. En tercer y cuarto lugar están el </w:t>
-      </w:r>
-      <w:proofErr w:type="spellStart"/>
-      <w:r>
-        <w:rPr>
-          <w:b/>
-          <w:bCs/>
-          <w:sz w:val="23"/>
-          <w:szCs w:val="23"/>
-        </w:rPr>
-        <w:t>Transmetro</w:t>
-      </w:r>
-      <w:proofErr w:type="spellEnd"/>
-      <w:r>
-        <w:rPr>
-          <w:b/>
-          <w:bCs/>
-          <w:sz w:val="23"/>
-          <w:szCs w:val="23"/>
-        </w:rPr>
-        <w:t xml:space="preserve"> (14.68%)</w:t>
-      </w:r>
-      <w:r>
-        <w:rPr>
-          <w:sz w:val="23"/>
-          <w:szCs w:val="23"/>
-        </w:rPr>
-        <w:t xml:space="preserve"> y </w:t>
-      </w:r>
-      <w:proofErr w:type="spellStart"/>
-      <w:r>
-        <w:rPr>
-          <w:b/>
-          <w:bCs/>
-          <w:sz w:val="23"/>
-          <w:szCs w:val="23"/>
-        </w:rPr>
-        <w:t>Transmetro</w:t>
-      </w:r>
-      <w:proofErr w:type="spellEnd"/>
-      <w:r>
-        <w:rPr>
-          <w:b/>
-          <w:bCs/>
-          <w:sz w:val="23"/>
-          <w:szCs w:val="23"/>
-        </w:rPr>
-        <w:t>–</w:t>
-      </w:r>
-      <w:proofErr w:type="spellStart"/>
-      <w:r>
-        <w:rPr>
-          <w:b/>
-          <w:bCs/>
-          <w:sz w:val="23"/>
-          <w:szCs w:val="23"/>
-        </w:rPr>
-        <w:t>Transurbano</w:t>
-      </w:r>
-      <w:proofErr w:type="spellEnd"/>
-      <w:r>
-        <w:rPr>
-          <w:b/>
-          <w:bCs/>
-          <w:sz w:val="23"/>
-          <w:szCs w:val="23"/>
-        </w:rPr>
-        <w:t>–</w:t>
-      </w:r>
-      <w:proofErr w:type="spellStart"/>
-      <w:r>
-        <w:rPr>
-          <w:b/>
-          <w:bCs/>
-          <w:sz w:val="23"/>
-          <w:szCs w:val="23"/>
-        </w:rPr>
-        <w:t>MetroRiel</w:t>
-      </w:r>
-      <w:proofErr w:type="spellEnd"/>
-      <w:r>
-        <w:rPr>
-          <w:b/>
-          <w:bCs/>
-          <w:sz w:val="23"/>
-          <w:szCs w:val="23"/>
-        </w:rPr>
-        <w:t xml:space="preserve"> (14.20%)</w:t>
-      </w:r>
-      <w:r>
-        <w:rPr>
-          <w:sz w:val="23"/>
-          <w:szCs w:val="23"/>
-        </w:rPr>
-        <w:t xml:space="preserve">, señal de una integración creciente entre modos. Las combinaciones menos frecuentes son </w:t>
-      </w:r>
-      <w:proofErr w:type="spellStart"/>
-      <w:r>
-        <w:rPr>
-          <w:b/>
-          <w:bCs/>
-          <w:sz w:val="23"/>
-          <w:szCs w:val="23"/>
-        </w:rPr>
-        <w:t>Transmetro</w:t>
-      </w:r>
-      <w:proofErr w:type="spellEnd"/>
-      <w:r>
-        <w:rPr>
-          <w:b/>
-          <w:bCs/>
-          <w:sz w:val="23"/>
-          <w:szCs w:val="23"/>
-        </w:rPr>
-        <w:t>–</w:t>
-      </w:r>
-      <w:proofErr w:type="spellStart"/>
-      <w:r>
-        <w:rPr>
-          <w:b/>
-          <w:bCs/>
-          <w:sz w:val="23"/>
-          <w:szCs w:val="23"/>
-        </w:rPr>
-        <w:t>MetroRiel</w:t>
-      </w:r>
-      <w:proofErr w:type="spellEnd"/>
-      <w:r>
-        <w:rPr>
-          <w:b/>
-          <w:bCs/>
-          <w:sz w:val="23"/>
-          <w:szCs w:val="23"/>
-        </w:rPr>
-        <w:t xml:space="preserve"> (9.26%)</w:t>
-      </w:r>
-      <w:r>
-        <w:rPr>
-          <w:sz w:val="23"/>
-          <w:szCs w:val="23"/>
-        </w:rPr>
-        <w:t xml:space="preserve">, el </w:t>
-      </w:r>
-      <w:proofErr w:type="spellStart"/>
-      <w:r>
-        <w:rPr>
-          <w:b/>
-          <w:bCs/>
-          <w:sz w:val="23"/>
-          <w:szCs w:val="23"/>
-        </w:rPr>
-        <w:t>Transurbano</w:t>
-      </w:r>
-      <w:proofErr w:type="spellEnd"/>
-      <w:r>
-        <w:rPr>
-          <w:b/>
-          <w:bCs/>
-          <w:sz w:val="23"/>
-          <w:szCs w:val="23"/>
-        </w:rPr>
-        <w:t xml:space="preserve"> (8.89%)</w:t>
-      </w:r>
-      <w:r>
-        <w:rPr>
-          <w:sz w:val="23"/>
-          <w:szCs w:val="23"/>
-        </w:rPr>
-        <w:t xml:space="preserve">, </w:t>
-      </w:r>
-      <w:proofErr w:type="spellStart"/>
-      <w:r>
-        <w:rPr>
-          <w:b/>
-          <w:bCs/>
-          <w:sz w:val="23"/>
-          <w:szCs w:val="23"/>
-        </w:rPr>
-        <w:t>Transurbano</w:t>
-      </w:r>
-      <w:proofErr w:type="spellEnd"/>
-      <w:r>
-        <w:rPr>
-          <w:b/>
-          <w:bCs/>
-          <w:sz w:val="23"/>
-          <w:szCs w:val="23"/>
-        </w:rPr>
-        <w:t>–</w:t>
-      </w:r>
-      <w:proofErr w:type="spellStart"/>
-      <w:r>
-        <w:rPr>
-          <w:b/>
-          <w:bCs/>
-          <w:sz w:val="23"/>
-          <w:szCs w:val="23"/>
-        </w:rPr>
-        <w:t>MetroRiel</w:t>
-      </w:r>
-      <w:proofErr w:type="spellEnd"/>
-      <w:r>
-        <w:rPr>
-          <w:b/>
-          <w:bCs/>
-          <w:sz w:val="23"/>
-          <w:szCs w:val="23"/>
-        </w:rPr>
-        <w:t xml:space="preserve"> (5.55%)</w:t>
-      </w:r>
-      <w:r>
-        <w:rPr>
-          <w:sz w:val="23"/>
-          <w:szCs w:val="23"/>
-        </w:rPr>
-        <w:t xml:space="preserve"> y el </w:t>
-      </w:r>
-      <w:proofErr w:type="spellStart"/>
-      <w:r>
-        <w:rPr>
-          <w:b/>
-          <w:bCs/>
-          <w:sz w:val="23"/>
-          <w:szCs w:val="23"/>
-        </w:rPr>
-        <w:t>MetroRiel</w:t>
-      </w:r>
-      <w:proofErr w:type="spellEnd"/>
-      <w:r>
-        <w:rPr>
-          <w:b/>
-          <w:bCs/>
-          <w:sz w:val="23"/>
-          <w:szCs w:val="23"/>
-        </w:rPr>
-        <w:t xml:space="preserve"> (3.50%)</w:t>
-      </w:r>
-      <w:r>
-        <w:rPr>
-          <w:sz w:val="23"/>
-          <w:szCs w:val="23"/>
+          <w:sz w:val="24"/>
+          <w:szCs w:val="24"/>
+        </w:rPr>
+        <w:t>distribución física de estaciones y paradas</w:t>
+      </w:r>
+      <w:r>
+        <w:rPr>
+          <w:sz w:val="24"/>
+          <w:szCs w:val="24"/>
         </w:rPr>
         <w:t>.</w:t>
       </w:r>
@@ -26601,33 +25722,478 @@
         <w:spacing w:after="200"/>
         <w:ind w:left="1416"/>
         <w:jc w:val="both"/>
-      </w:pPr>
-      <w:r>
-        <w:rPr>
-          <w:sz w:val="23"/>
-          <w:szCs w:val="23"/>
-        </w:rPr>
-        <w:t xml:space="preserve">Esto muestra que la integración existe, pero es débil: más de la mitad de los usuarios sigue siendo unimodal, y </w:t>
-      </w:r>
-      <w:proofErr w:type="spellStart"/>
-      <w:r>
-        <w:rPr>
-          <w:sz w:val="23"/>
-          <w:szCs w:val="23"/>
-        </w:rPr>
-        <w:t>MetroRiel</w:t>
-      </w:r>
-      <w:proofErr w:type="spellEnd"/>
-      <w:r>
-        <w:rPr>
-          <w:sz w:val="23"/>
-          <w:szCs w:val="23"/>
-        </w:rPr>
-        <w:t xml:space="preserve"> aún no se establece como modo principal.</w:t>
+        <w:rPr>
+          <w:sz w:val="24"/>
+          <w:szCs w:val="24"/>
+        </w:rPr>
+      </w:pPr>
+      <w:r>
+        <w:rPr>
+          <w:sz w:val="24"/>
+          <w:szCs w:val="24"/>
+        </w:rPr>
+        <w:t>Desde el punto de vista de la demanda:</w:t>
       </w:r>
     </w:p>
     <w:p>
       <w:pPr>
+        <w:pStyle w:val="Prrafodelista"/>
+        <w:numPr>
+          <w:ilvl w:val="0"/>
+          <w:numId w:val="14"/>
+        </w:numPr>
+        <w:spacing w:after="100"/>
+        <w:ind w:left="1776"/>
+        <w:jc w:val="both"/>
+        <w:rPr>
+          <w:sz w:val="24"/>
+          <w:szCs w:val="24"/>
+        </w:rPr>
+      </w:pPr>
+      <w:r>
+        <w:rPr>
+          <w:b/>
+          <w:bCs/>
+          <w:sz w:val="24"/>
+          <w:szCs w:val="24"/>
+        </w:rPr>
+        <w:t>Mejor cobertura:</w:t>
+      </w:r>
+      <w:r>
+        <w:rPr>
+          <w:sz w:val="24"/>
+          <w:szCs w:val="24"/>
+        </w:rPr>
+        <w:t xml:space="preserve"> Zona 17 (151,363 abordajes), Zona 12 (150,762) y Zona 8 (149,844), con presencia de los cuatro sistemas.    </w:t>
+      </w:r>
+    </w:p>
+    <w:p>
+      <w:pPr>
+        <w:pStyle w:val="Prrafodelista"/>
+        <w:numPr>
+          <w:ilvl w:val="0"/>
+          <w:numId w:val="14"/>
+        </w:numPr>
+        <w:spacing w:after="100"/>
+        <w:ind w:left="1776"/>
+        <w:jc w:val="both"/>
+        <w:rPr>
+          <w:sz w:val="24"/>
+          <w:szCs w:val="24"/>
+        </w:rPr>
+      </w:pPr>
+      <w:r>
+        <w:rPr>
+          <w:b/>
+          <w:bCs/>
+          <w:sz w:val="24"/>
+          <w:szCs w:val="24"/>
+        </w:rPr>
+        <w:t>Peor cobertura:</w:t>
+      </w:r>
+      <w:r>
+        <w:rPr>
+          <w:sz w:val="24"/>
+          <w:szCs w:val="24"/>
+        </w:rPr>
+        <w:t xml:space="preserve"> Zona 10 (78,192), Zona 9 (79,255) y Zona 4 (80,576), con servicio solo de </w:t>
+      </w:r>
+      <w:proofErr w:type="spellStart"/>
+      <w:r>
+        <w:rPr>
+          <w:sz w:val="24"/>
+          <w:szCs w:val="24"/>
+        </w:rPr>
+        <w:t>Transmetro</w:t>
+      </w:r>
+      <w:proofErr w:type="spellEnd"/>
+      <w:r>
+        <w:rPr>
+          <w:sz w:val="24"/>
+          <w:szCs w:val="24"/>
+        </w:rPr>
+        <w:t xml:space="preserve"> y </w:t>
+      </w:r>
+      <w:proofErr w:type="spellStart"/>
+      <w:r>
+        <w:rPr>
+          <w:sz w:val="24"/>
+          <w:szCs w:val="24"/>
+        </w:rPr>
+        <w:t>Transurbano</w:t>
+      </w:r>
+      <w:proofErr w:type="spellEnd"/>
+      <w:r>
+        <w:rPr>
+          <w:sz w:val="24"/>
+          <w:szCs w:val="24"/>
+        </w:rPr>
+        <w:t xml:space="preserve">.    </w:t>
+      </w:r>
+    </w:p>
+    <w:p>
+      <w:pPr>
+        <w:pStyle w:val="Prrafodelista"/>
+        <w:numPr>
+          <w:ilvl w:val="0"/>
+          <w:numId w:val="14"/>
+        </w:numPr>
+        <w:spacing w:after="100"/>
+        <w:ind w:left="1776"/>
+        <w:jc w:val="both"/>
+        <w:rPr>
+          <w:sz w:val="24"/>
+          <w:szCs w:val="24"/>
+        </w:rPr>
+      </w:pPr>
+      <w:r>
+        <w:rPr>
+          <w:b/>
+          <w:bCs/>
+          <w:sz w:val="24"/>
+          <w:szCs w:val="24"/>
+        </w:rPr>
+        <w:t>Cobertura nula:</w:t>
+      </w:r>
+      <w:r>
+        <w:rPr>
+          <w:sz w:val="24"/>
+          <w:szCs w:val="24"/>
+        </w:rPr>
+        <w:t xml:space="preserve"> Zonas 2, 3, 5, 14, 15, 16, 19, 20 y 21, sin registro de ningún sistema metropolitano.    </w:t>
+      </w:r>
+    </w:p>
+    <w:p>
+      <w:pPr>
+        <w:pStyle w:val="Prrafodelista"/>
+        <w:numPr>
+          <w:ilvl w:val="0"/>
+          <w:numId w:val="14"/>
+        </w:numPr>
+        <w:spacing w:after="100"/>
+        <w:ind w:left="1776"/>
+        <w:jc w:val="both"/>
+        <w:rPr>
+          <w:sz w:val="24"/>
+          <w:szCs w:val="24"/>
+        </w:rPr>
+      </w:pPr>
+      <w:r>
+        <w:rPr>
+          <w:b/>
+          <w:bCs/>
+          <w:sz w:val="24"/>
+          <w:szCs w:val="24"/>
+        </w:rPr>
+        <w:t>Caso especial:</w:t>
+      </w:r>
+      <w:r>
+        <w:rPr>
+          <w:sz w:val="24"/>
+          <w:szCs w:val="24"/>
+        </w:rPr>
+        <w:t xml:space="preserve"> la Zona 18 registra 55,710 abordajes dependientes al 100% de </w:t>
+      </w:r>
+      <w:proofErr w:type="spellStart"/>
+      <w:r>
+        <w:rPr>
+          <w:sz w:val="24"/>
+          <w:szCs w:val="24"/>
+        </w:rPr>
+        <w:t>Transurbano</w:t>
+      </w:r>
+      <w:proofErr w:type="spellEnd"/>
+      <w:r>
+        <w:rPr>
+          <w:sz w:val="24"/>
+          <w:szCs w:val="24"/>
+        </w:rPr>
+        <w:t xml:space="preserve">, un monopolio desatendido.    </w:t>
+      </w:r>
+    </w:p>
+    <w:p>
+      <w:pPr>
+        <w:pStyle w:val="Prrafodelista"/>
+        <w:spacing w:after="100"/>
+        <w:ind w:left="1776"/>
+        <w:jc w:val="both"/>
+        <w:rPr>
+          <w:sz w:val="24"/>
+          <w:szCs w:val="24"/>
+        </w:rPr>
+      </w:pPr>
+    </w:p>
+    <w:p>
+      <w:pPr>
+        <w:spacing w:after="200"/>
+        <w:ind w:left="1416"/>
+        <w:jc w:val="both"/>
+        <w:rPr>
+          <w:sz w:val="24"/>
+          <w:szCs w:val="24"/>
+        </w:rPr>
+      </w:pPr>
+      <w:r>
+        <w:rPr>
+          <w:sz w:val="24"/>
+          <w:szCs w:val="24"/>
+        </w:rPr>
+        <w:t xml:space="preserve">Desde el punto de vista de la infraestructura, la red cuenta con </w:t>
+      </w:r>
+      <w:r>
+        <w:rPr>
+          <w:b/>
+          <w:bCs/>
+          <w:sz w:val="24"/>
+          <w:szCs w:val="24"/>
+        </w:rPr>
+        <w:t>468 paradas en total</w:t>
+      </w:r>
+      <w:r>
+        <w:rPr>
+          <w:sz w:val="24"/>
+          <w:szCs w:val="24"/>
+        </w:rPr>
+        <w:t xml:space="preserve">: 328 de </w:t>
+      </w:r>
+      <w:proofErr w:type="spellStart"/>
+      <w:r>
+        <w:rPr>
+          <w:sz w:val="24"/>
+          <w:szCs w:val="24"/>
+        </w:rPr>
+        <w:t>Transurbano</w:t>
+      </w:r>
+      <w:proofErr w:type="spellEnd"/>
+      <w:r>
+        <w:rPr>
+          <w:sz w:val="24"/>
+          <w:szCs w:val="24"/>
+        </w:rPr>
+        <w:t xml:space="preserve">, 104 de </w:t>
+      </w:r>
+      <w:proofErr w:type="spellStart"/>
+      <w:r>
+        <w:rPr>
+          <w:sz w:val="24"/>
+          <w:szCs w:val="24"/>
+        </w:rPr>
+        <w:t>Transmetro</w:t>
+      </w:r>
+      <w:proofErr w:type="spellEnd"/>
+      <w:r>
+        <w:rPr>
+          <w:sz w:val="24"/>
+          <w:szCs w:val="24"/>
+        </w:rPr>
+        <w:t xml:space="preserve">, 22 de </w:t>
+      </w:r>
+      <w:proofErr w:type="spellStart"/>
+      <w:r>
+        <w:rPr>
+          <w:sz w:val="24"/>
+          <w:szCs w:val="24"/>
+        </w:rPr>
+        <w:t>MetroRiel</w:t>
+      </w:r>
+      <w:proofErr w:type="spellEnd"/>
+      <w:r>
+        <w:rPr>
+          <w:sz w:val="24"/>
+          <w:szCs w:val="24"/>
+        </w:rPr>
+        <w:t xml:space="preserve"> y 14 de Aerómetro. Las zonas con mayor número de estaciones son </w:t>
+      </w:r>
+      <w:r>
+        <w:rPr>
+          <w:b/>
+          <w:bCs/>
+          <w:sz w:val="24"/>
+          <w:szCs w:val="24"/>
+        </w:rPr>
+        <w:t>Zona 17, Zona 12 y Zona 8, con 35 paradas cada una</w:t>
+      </w:r>
+      <w:r>
+        <w:rPr>
+          <w:sz w:val="24"/>
+          <w:szCs w:val="24"/>
+        </w:rPr>
+        <w:t xml:space="preserve">, seguidas por </w:t>
+      </w:r>
+      <w:r>
+        <w:rPr>
+          <w:b/>
+          <w:bCs/>
+          <w:sz w:val="24"/>
+          <w:szCs w:val="24"/>
+        </w:rPr>
+        <w:t>Zona 6, Mixco y Zona 11, con 32 paradas cada una</w:t>
+      </w:r>
+      <w:r>
+        <w:rPr>
+          <w:sz w:val="24"/>
+          <w:szCs w:val="24"/>
+        </w:rPr>
+        <w:t xml:space="preserve">. El sistema </w:t>
+      </w:r>
+      <w:proofErr w:type="spellStart"/>
+      <w:r>
+        <w:rPr>
+          <w:b/>
+          <w:bCs/>
+          <w:sz w:val="24"/>
+          <w:szCs w:val="24"/>
+        </w:rPr>
+        <w:t>Transurbano</w:t>
+      </w:r>
+      <w:proofErr w:type="spellEnd"/>
+      <w:r>
+        <w:rPr>
+          <w:b/>
+          <w:bCs/>
+          <w:sz w:val="24"/>
+          <w:szCs w:val="24"/>
+        </w:rPr>
+        <w:t xml:space="preserve"> domina la red en todas las zonas</w:t>
+      </w:r>
+      <w:r>
+        <w:rPr>
+          <w:sz w:val="24"/>
+          <w:szCs w:val="24"/>
+        </w:rPr>
+        <w:t xml:space="preserve">, aportando entre 20 y 24 paradas por área, mientras que </w:t>
+      </w:r>
+      <w:proofErr w:type="spellStart"/>
+      <w:r>
+        <w:rPr>
+          <w:b/>
+          <w:bCs/>
+          <w:sz w:val="24"/>
+          <w:szCs w:val="24"/>
+        </w:rPr>
+        <w:t>Transmetro</w:t>
+      </w:r>
+      <w:proofErr w:type="spellEnd"/>
+      <w:r>
+        <w:rPr>
+          <w:b/>
+          <w:bCs/>
+          <w:sz w:val="24"/>
+          <w:szCs w:val="24"/>
+        </w:rPr>
+        <w:t xml:space="preserve"> mantiene entre 6 y 8 estaciones por zona</w:t>
+      </w:r>
+      <w:r>
+        <w:rPr>
+          <w:sz w:val="24"/>
+          <w:szCs w:val="24"/>
+        </w:rPr>
+        <w:t xml:space="preserve">. En contraste, </w:t>
+      </w:r>
+      <w:proofErr w:type="spellStart"/>
+      <w:r>
+        <w:rPr>
+          <w:b/>
+          <w:bCs/>
+          <w:sz w:val="24"/>
+          <w:szCs w:val="24"/>
+        </w:rPr>
+        <w:t>MetroRiel</w:t>
+      </w:r>
+      <w:proofErr w:type="spellEnd"/>
+      <w:r>
+        <w:rPr>
+          <w:b/>
+          <w:bCs/>
+          <w:sz w:val="24"/>
+          <w:szCs w:val="24"/>
+        </w:rPr>
+        <w:t xml:space="preserve"> y Aerómetro presentan una cobertura más limitada</w:t>
+      </w:r>
+      <w:r>
+        <w:rPr>
+          <w:sz w:val="24"/>
+          <w:szCs w:val="24"/>
+        </w:rPr>
+        <w:t>, con valores de 1 a 5 paradas según la ubicación.</w:t>
+      </w:r>
+    </w:p>
+    <w:p>
+      <w:pPr>
+        <w:spacing w:after="200"/>
+        <w:ind w:left="1416"/>
+        <w:jc w:val="both"/>
+        <w:rPr>
+          <w:sz w:val="24"/>
+          <w:szCs w:val="24"/>
+        </w:rPr>
+      </w:pPr>
+      <w:r>
+        <w:rPr>
+          <w:sz w:val="24"/>
+          <w:szCs w:val="24"/>
+        </w:rPr>
+        <w:t xml:space="preserve">En conjunto, ambos análisis coinciden: </w:t>
+      </w:r>
+      <w:r>
+        <w:rPr>
+          <w:b/>
+          <w:bCs/>
+          <w:sz w:val="24"/>
+          <w:szCs w:val="24"/>
+        </w:rPr>
+        <w:t>la estructura metropolitana concentra su conectividad territorial en el corredor central</w:t>
+      </w:r>
+      <w:r>
+        <w:rPr>
+          <w:sz w:val="24"/>
+          <w:szCs w:val="24"/>
+        </w:rPr>
+        <w:t xml:space="preserve">, y es </w:t>
+      </w:r>
+      <w:proofErr w:type="spellStart"/>
+      <w:r>
+        <w:rPr>
+          <w:sz w:val="24"/>
+          <w:szCs w:val="24"/>
+        </w:rPr>
+        <w:t>Transurbano</w:t>
+      </w:r>
+      <w:proofErr w:type="spellEnd"/>
+      <w:r>
+        <w:rPr>
+          <w:sz w:val="24"/>
+          <w:szCs w:val="24"/>
+        </w:rPr>
+        <w:t xml:space="preserve"> el que sostiene la mayor cobertura física de la red, incluso en zonas donde los otros </w:t>
+      </w:r>
+      <w:r>
+        <w:rPr>
+          <w:sz w:val="24"/>
+          <w:szCs w:val="24"/>
+        </w:rPr>
+        <w:lastRenderedPageBreak/>
+        <w:t xml:space="preserve">modos tienen presencia marginal. Esto refuerza la lectura de que la integración real depende hoy de un solo operador, y que </w:t>
+      </w:r>
+      <w:proofErr w:type="spellStart"/>
+      <w:r>
+        <w:rPr>
+          <w:sz w:val="24"/>
+          <w:szCs w:val="24"/>
+        </w:rPr>
+        <w:t>MetroRiel</w:t>
+      </w:r>
+      <w:proofErr w:type="spellEnd"/>
+      <w:r>
+        <w:rPr>
+          <w:sz w:val="24"/>
+          <w:szCs w:val="24"/>
+        </w:rPr>
+        <w:t xml:space="preserve"> y Aerómetro todavía no funcionan como ejes estructurantes fuera de sus corredores.</w:t>
+      </w:r>
+    </w:p>
+    <w:p>
+      <w:pPr>
         <w:spacing w:after="200"/>
         <w:jc w:val="both"/>
       </w:pPr>
@@ -26635,12 +26201,11 @@
         <w:rPr>
           <w:noProof/>
         </w:rPr>
-        <w:lastRenderedPageBreak/>
         <w:drawing>
-          <wp:inline distT="0" distB="0" distL="0" distR="0" wp14:anchorId="0BC51260" wp14:editId="225EB183">
+          <wp:inline distT="0" distB="0" distL="0" distR="0" wp14:anchorId="16FA5E62" wp14:editId="1E039DAF">
             <wp:extent cx="5238750" cy="3067050"/>
             <wp:effectExtent l="0" t="0" r="0" b="0"/>
-            <wp:docPr id="2017234392" name="Imagen 2017234392"/>
+            <wp:docPr id="1740447" name="Imagen 1740447"/>
             <wp:cNvGraphicFramePr>
               <a:graphicFrameLocks xmlns:a="http://schemas.openxmlformats.org/drawingml/2006/main" noChangeAspect="1"/>
             </wp:cNvGraphicFramePr>
@@ -26694,6 +26259,474 @@
           <w:sz w:val="30"/>
           <w:szCs w:val="30"/>
         </w:rPr>
+        <w:t>Transbordo: ¿Cuántos usuarios usan más de un sistema?</w:t>
+      </w:r>
+    </w:p>
+    <w:p>
+      <w:pPr>
+        <w:spacing w:after="200"/>
+        <w:ind w:left="1416"/>
+        <w:jc w:val="both"/>
+      </w:pPr>
+      <w:r>
+        <w:rPr>
+          <w:sz w:val="23"/>
+          <w:szCs w:val="23"/>
+        </w:rPr>
+        <w:t xml:space="preserve">El </w:t>
+      </w:r>
+      <w:r>
+        <w:rPr>
+          <w:b/>
+          <w:bCs/>
+          <w:sz w:val="23"/>
+          <w:szCs w:val="23"/>
+        </w:rPr>
+        <w:t>38.12%</w:t>
+      </w:r>
+      <w:r>
+        <w:rPr>
+          <w:sz w:val="23"/>
+          <w:szCs w:val="23"/>
+        </w:rPr>
+        <w:t xml:space="preserve"> de los usuarios utiliza al menos dos modalidades, y el </w:t>
+      </w:r>
+      <w:r>
+        <w:rPr>
+          <w:b/>
+          <w:bCs/>
+          <w:sz w:val="23"/>
+          <w:szCs w:val="23"/>
+        </w:rPr>
+        <w:t>14.20%</w:t>
+      </w:r>
+      <w:r>
+        <w:rPr>
+          <w:sz w:val="23"/>
+          <w:szCs w:val="23"/>
+        </w:rPr>
+        <w:t xml:space="preserve"> alcanza una integración </w:t>
+      </w:r>
+      <w:proofErr w:type="spellStart"/>
+      <w:r>
+        <w:rPr>
+          <w:sz w:val="23"/>
+          <w:szCs w:val="23"/>
+        </w:rPr>
+        <w:t>trimodal</w:t>
+      </w:r>
+      <w:proofErr w:type="spellEnd"/>
+      <w:r>
+        <w:rPr>
+          <w:sz w:val="23"/>
+          <w:szCs w:val="23"/>
+        </w:rPr>
+        <w:t xml:space="preserve">. La combinación más frecuente es </w:t>
+      </w:r>
+      <w:proofErr w:type="spellStart"/>
+      <w:r>
+        <w:rPr>
+          <w:b/>
+          <w:bCs/>
+          <w:sz w:val="23"/>
+          <w:szCs w:val="23"/>
+        </w:rPr>
+        <w:t>Transmetro</w:t>
+      </w:r>
+      <w:proofErr w:type="spellEnd"/>
+      <w:r>
+        <w:rPr>
+          <w:b/>
+          <w:bCs/>
+          <w:sz w:val="23"/>
+          <w:szCs w:val="23"/>
+        </w:rPr>
+        <w:t>–</w:t>
+      </w:r>
+      <w:proofErr w:type="spellStart"/>
+      <w:r>
+        <w:rPr>
+          <w:b/>
+          <w:bCs/>
+          <w:sz w:val="23"/>
+          <w:szCs w:val="23"/>
+        </w:rPr>
+        <w:t>Transurbano</w:t>
+      </w:r>
+      <w:proofErr w:type="spellEnd"/>
+      <w:r>
+        <w:rPr>
+          <w:b/>
+          <w:bCs/>
+          <w:sz w:val="23"/>
+          <w:szCs w:val="23"/>
+        </w:rPr>
+        <w:t xml:space="preserve"> (23.31%)</w:t>
+      </w:r>
+      <w:r>
+        <w:rPr>
+          <w:sz w:val="23"/>
+          <w:szCs w:val="23"/>
+        </w:rPr>
+        <w:t xml:space="preserve">, seguida por el </w:t>
+      </w:r>
+      <w:r>
+        <w:rPr>
+          <w:b/>
+          <w:bCs/>
+          <w:sz w:val="23"/>
+          <w:szCs w:val="23"/>
+        </w:rPr>
+        <w:t>Aerómetro (20.60%)</w:t>
+      </w:r>
+      <w:r>
+        <w:rPr>
+          <w:sz w:val="23"/>
+          <w:szCs w:val="23"/>
+        </w:rPr>
+        <w:t xml:space="preserve">, lo que refleja una preferencia por conexiones directas entre zonas urbanas y periféricas. En tercer y cuarto lugar están el </w:t>
+      </w:r>
+      <w:proofErr w:type="spellStart"/>
+      <w:r>
+        <w:rPr>
+          <w:b/>
+          <w:bCs/>
+          <w:sz w:val="23"/>
+          <w:szCs w:val="23"/>
+        </w:rPr>
+        <w:t>Transmetro</w:t>
+      </w:r>
+      <w:proofErr w:type="spellEnd"/>
+      <w:r>
+        <w:rPr>
+          <w:b/>
+          <w:bCs/>
+          <w:sz w:val="23"/>
+          <w:szCs w:val="23"/>
+        </w:rPr>
+        <w:t xml:space="preserve"> (14.68%)</w:t>
+      </w:r>
+      <w:r>
+        <w:rPr>
+          <w:sz w:val="23"/>
+          <w:szCs w:val="23"/>
+        </w:rPr>
+        <w:t xml:space="preserve"> y </w:t>
+      </w:r>
+      <w:proofErr w:type="spellStart"/>
+      <w:r>
+        <w:rPr>
+          <w:b/>
+          <w:bCs/>
+          <w:sz w:val="23"/>
+          <w:szCs w:val="23"/>
+        </w:rPr>
+        <w:t>Transmetro</w:t>
+      </w:r>
+      <w:proofErr w:type="spellEnd"/>
+      <w:r>
+        <w:rPr>
+          <w:b/>
+          <w:bCs/>
+          <w:sz w:val="23"/>
+          <w:szCs w:val="23"/>
+        </w:rPr>
+        <w:t>–</w:t>
+      </w:r>
+      <w:proofErr w:type="spellStart"/>
+      <w:r>
+        <w:rPr>
+          <w:b/>
+          <w:bCs/>
+          <w:sz w:val="23"/>
+          <w:szCs w:val="23"/>
+        </w:rPr>
+        <w:t>Transurbano</w:t>
+      </w:r>
+      <w:proofErr w:type="spellEnd"/>
+      <w:r>
+        <w:rPr>
+          <w:b/>
+          <w:bCs/>
+          <w:sz w:val="23"/>
+          <w:szCs w:val="23"/>
+        </w:rPr>
+        <w:t>–</w:t>
+      </w:r>
+      <w:proofErr w:type="spellStart"/>
+      <w:r>
+        <w:rPr>
+          <w:b/>
+          <w:bCs/>
+          <w:sz w:val="23"/>
+          <w:szCs w:val="23"/>
+        </w:rPr>
+        <w:t>MetroRiel</w:t>
+      </w:r>
+      <w:proofErr w:type="spellEnd"/>
+      <w:r>
+        <w:rPr>
+          <w:b/>
+          <w:bCs/>
+          <w:sz w:val="23"/>
+          <w:szCs w:val="23"/>
+        </w:rPr>
+        <w:t xml:space="preserve"> (14.20%)</w:t>
+      </w:r>
+      <w:r>
+        <w:rPr>
+          <w:sz w:val="23"/>
+          <w:szCs w:val="23"/>
+        </w:rPr>
+        <w:t xml:space="preserve">, señal de una integración creciente entre modos. Las combinaciones menos frecuentes son </w:t>
+      </w:r>
+      <w:proofErr w:type="spellStart"/>
+      <w:r>
+        <w:rPr>
+          <w:b/>
+          <w:bCs/>
+          <w:sz w:val="23"/>
+          <w:szCs w:val="23"/>
+        </w:rPr>
+        <w:t>Transmetro</w:t>
+      </w:r>
+      <w:proofErr w:type="spellEnd"/>
+      <w:r>
+        <w:rPr>
+          <w:b/>
+          <w:bCs/>
+          <w:sz w:val="23"/>
+          <w:szCs w:val="23"/>
+        </w:rPr>
+        <w:t>–</w:t>
+      </w:r>
+      <w:proofErr w:type="spellStart"/>
+      <w:r>
+        <w:rPr>
+          <w:b/>
+          <w:bCs/>
+          <w:sz w:val="23"/>
+          <w:szCs w:val="23"/>
+        </w:rPr>
+        <w:t>MetroRiel</w:t>
+      </w:r>
+      <w:proofErr w:type="spellEnd"/>
+      <w:r>
+        <w:rPr>
+          <w:b/>
+          <w:bCs/>
+          <w:sz w:val="23"/>
+          <w:szCs w:val="23"/>
+        </w:rPr>
+        <w:t xml:space="preserve"> (9.26%)</w:t>
+      </w:r>
+      <w:r>
+        <w:rPr>
+          <w:sz w:val="23"/>
+          <w:szCs w:val="23"/>
+        </w:rPr>
+        <w:t xml:space="preserve">, el </w:t>
+      </w:r>
+      <w:proofErr w:type="spellStart"/>
+      <w:r>
+        <w:rPr>
+          <w:b/>
+          <w:bCs/>
+          <w:sz w:val="23"/>
+          <w:szCs w:val="23"/>
+        </w:rPr>
+        <w:t>Transurbano</w:t>
+      </w:r>
+      <w:proofErr w:type="spellEnd"/>
+      <w:r>
+        <w:rPr>
+          <w:b/>
+          <w:bCs/>
+          <w:sz w:val="23"/>
+          <w:szCs w:val="23"/>
+        </w:rPr>
+        <w:t xml:space="preserve"> (8.89%)</w:t>
+      </w:r>
+      <w:r>
+        <w:rPr>
+          <w:sz w:val="23"/>
+          <w:szCs w:val="23"/>
+        </w:rPr>
+        <w:t xml:space="preserve">, </w:t>
+      </w:r>
+      <w:proofErr w:type="spellStart"/>
+      <w:r>
+        <w:rPr>
+          <w:b/>
+          <w:bCs/>
+          <w:sz w:val="23"/>
+          <w:szCs w:val="23"/>
+        </w:rPr>
+        <w:t>Transurbano</w:t>
+      </w:r>
+      <w:proofErr w:type="spellEnd"/>
+      <w:r>
+        <w:rPr>
+          <w:b/>
+          <w:bCs/>
+          <w:sz w:val="23"/>
+          <w:szCs w:val="23"/>
+        </w:rPr>
+        <w:t>–</w:t>
+      </w:r>
+      <w:proofErr w:type="spellStart"/>
+      <w:r>
+        <w:rPr>
+          <w:b/>
+          <w:bCs/>
+          <w:sz w:val="23"/>
+          <w:szCs w:val="23"/>
+        </w:rPr>
+        <w:t>MetroRiel</w:t>
+      </w:r>
+      <w:proofErr w:type="spellEnd"/>
+      <w:r>
+        <w:rPr>
+          <w:b/>
+          <w:bCs/>
+          <w:sz w:val="23"/>
+          <w:szCs w:val="23"/>
+        </w:rPr>
+        <w:t xml:space="preserve"> (5.55%)</w:t>
+      </w:r>
+      <w:r>
+        <w:rPr>
+          <w:sz w:val="23"/>
+          <w:szCs w:val="23"/>
+        </w:rPr>
+        <w:t xml:space="preserve"> y el </w:t>
+      </w:r>
+      <w:proofErr w:type="spellStart"/>
+      <w:r>
+        <w:rPr>
+          <w:b/>
+          <w:bCs/>
+          <w:sz w:val="23"/>
+          <w:szCs w:val="23"/>
+        </w:rPr>
+        <w:t>MetroRiel</w:t>
+      </w:r>
+      <w:proofErr w:type="spellEnd"/>
+      <w:r>
+        <w:rPr>
+          <w:b/>
+          <w:bCs/>
+          <w:sz w:val="23"/>
+          <w:szCs w:val="23"/>
+        </w:rPr>
+        <w:t xml:space="preserve"> (3.50%)</w:t>
+      </w:r>
+      <w:r>
+        <w:rPr>
+          <w:sz w:val="23"/>
+          <w:szCs w:val="23"/>
+        </w:rPr>
+        <w:t>.</w:t>
+      </w:r>
+    </w:p>
+    <w:p>
+      <w:pPr>
+        <w:spacing w:after="200"/>
+        <w:ind w:left="1416"/>
+        <w:jc w:val="both"/>
+      </w:pPr>
+      <w:r>
+        <w:rPr>
+          <w:sz w:val="23"/>
+          <w:szCs w:val="23"/>
+        </w:rPr>
+        <w:t xml:space="preserve">Esto muestra que la integración existe, pero es débil: más de la mitad de los usuarios sigue siendo unimodal, y </w:t>
+      </w:r>
+      <w:proofErr w:type="spellStart"/>
+      <w:r>
+        <w:rPr>
+          <w:sz w:val="23"/>
+          <w:szCs w:val="23"/>
+        </w:rPr>
+        <w:t>MetroRiel</w:t>
+      </w:r>
+      <w:proofErr w:type="spellEnd"/>
+      <w:r>
+        <w:rPr>
+          <w:sz w:val="23"/>
+          <w:szCs w:val="23"/>
+        </w:rPr>
+        <w:t xml:space="preserve"> aún no se establece como modo principal.</w:t>
+      </w:r>
+    </w:p>
+    <w:p>
+      <w:pPr>
+        <w:spacing w:after="200"/>
+        <w:jc w:val="both"/>
+      </w:pPr>
+      <w:r>
+        <w:rPr>
+          <w:noProof/>
+        </w:rPr>
+        <w:lastRenderedPageBreak/>
+        <w:drawing>
+          <wp:inline distT="0" distB="0" distL="0" distR="0" wp14:anchorId="0BC51260" wp14:editId="225EB183">
+            <wp:extent cx="5238750" cy="3067050"/>
+            <wp:effectExtent l="0" t="0" r="0" b="0"/>
+            <wp:docPr id="2017234392" name="Imagen 2017234392"/>
+            <wp:cNvGraphicFramePr>
+              <a:graphicFrameLocks xmlns:a="http://schemas.openxmlformats.org/drawingml/2006/main" noChangeAspect="1"/>
+            </wp:cNvGraphicFramePr>
+            <a:graphic xmlns:a="http://schemas.openxmlformats.org/drawingml/2006/main">
+              <a:graphicData uri="http://schemas.openxmlformats.org/drawingml/2006/picture">
+                <pic:pic xmlns:pic="http://schemas.openxmlformats.org/drawingml/2006/picture">
+                  <pic:nvPicPr>
+                    <pic:cNvPr id="0" name=""/>
+                    <pic:cNvPicPr>
+                      <a:picLocks noChangeAspect="1" noChangeArrowheads="1"/>
+                    </pic:cNvPicPr>
+                  </pic:nvPicPr>
+                  <pic:blipFill>
+                    <a:blip r:embed="rId9"/>
+                    <a:srcRect/>
+                    <a:stretch>
+                      <a:fillRect/>
+                    </a:stretch>
+                  </pic:blipFill>
+                  <pic:spPr bwMode="auto">
+                    <a:xfrm>
+                      <a:off x="0" y="0"/>
+                      <a:ext cx="5238750" cy="3067050"/>
+                    </a:xfrm>
+                    <a:prstGeom prst="rect">
+                      <a:avLst/>
+                    </a:prstGeom>
+                  </pic:spPr>
+                </pic:pic>
+              </a:graphicData>
+            </a:graphic>
+          </wp:inline>
+        </w:drawing>
+      </w:r>
+    </w:p>
+    <w:p>
+      <w:pPr>
+        <w:jc w:val="both"/>
+      </w:pPr>
+    </w:p>
+    <w:p>
+      <w:pPr>
+        <w:spacing w:after="150"/>
+        <w:ind w:left="708"/>
+        <w:jc w:val="both"/>
+      </w:pPr>
+      <w:r>
+        <w:rPr>
+          <w:b/>
+          <w:bCs/>
+          <w:sz w:val="30"/>
+          <w:szCs w:val="30"/>
+        </w:rPr>
         <w:t xml:space="preserve">El caso </w:t>
       </w:r>
       <w:proofErr w:type="spellStart"/>
@@ -26908,7 +26941,7 @@
                     </pic:cNvPicPr>
                   </pic:nvPicPr>
                   <pic:blipFill>
-                    <a:blip r:embed="rId9"/>
+                    <a:blip r:embed="rId10"/>
                     <a:srcRect/>
                     <a:stretch>
                       <a:fillRect/>
@@ -39033,7 +39066,6 @@
   <w:style w:type="character" w:default="1" w:styleId="Fuentedeprrafopredeter">
     <w:name w:val="Default Paragraph Font"/>
     <w:uiPriority w:val="1"/>
-    <w:semiHidden/>
     <w:unhideWhenUsed/>
   </w:style>
   <w:style w:type="table" w:default="1" w:styleId="Tablanormal">
@@ -39129,6 +39161,18 @@
         <w:insideV w:val="single" w:sz="4" w:space="0" w:color="auto"/>
       </w:tblBorders>
     </w:tblPr>
+  </w:style>
+  <w:style w:type="character" w:styleId="Mencinsinresolver">
+    <w:name w:val="Unresolved Mention"/>
+    <w:basedOn w:val="Fuentedeprrafopredeter"/>
+    <w:uiPriority w:val="99"/>
+    <w:semiHidden/>
+    <w:unhideWhenUsed/>
+    <w:rsid w:val="00C42FAB"/>
+    <w:rPr>
+      <w:color w:val="605E5C"/>
+      <w:shd w:val="clear" w:color="auto" w:fill="E1DFDD"/>
+    </w:rPr>
   </w:style>
 </w:styles>
 </file>
